--- a/lernpaket/Formelsammlung_Statistik_TeilA.docx
+++ b/lernpaket/Formelsammlung_Statistik_TeilA.docx
@@ -1901,7 +1901,7 @@
                 <w:sz w:val="20"/>
                 <w:szCs w:val="20"/>
               </w:rPr>
-              <w:t xml:space="preserve">Geschlecht, Studienfach, Farbe, Lieblingssorte</w:t>
+              <w:t xml:space="preserve">Geschlecht, Studienfach, Farbe, Wohnort</w:t>
             </w:r>
           </w:p>
         </w:tc>
@@ -2365,7 +2365,7 @@
         <w:t xml:space="preserve">✎ ANTWORTSATZ: </w:t>
       </w:r>
       <w:r>
-        <w:t xml:space="preserve">„Das Merkmal Anzahl der Bestellungen ist metrisch (verhältnisskaliert) und diskret, da nur ganze Zahlen 0, 1, 2, … möglich sind und ein natürlicher Nullpunkt existiert.“</w:t>
+        <w:t xml:space="preserve">„Das Merkmal Anzahl der Kinder ist metrisch (verhältnisskaliert) und diskret, da nur ganze Zahlen 0, 1, 2, … möglich sind und ein natürlicher Nullpunkt existiert.“</w:t>
       </w:r>
     </w:p>
     <w:p>
@@ -2380,7 +2380,7 @@
         <w:ind w:left="120" w:right="120"/>
       </w:pPr>
       <w:r>
-        <w:t xml:space="preserve">„Das Merkmal Lieblingssorte ist nominalskaliert und diskret, da die Kategorien keine natürliche Ordnung besitzen.“</w:t>
+        <w:t xml:space="preserve">„Das Merkmal Studienfach ist nominalskaliert und diskret, da die Kategorien keine natürliche Ordnung besitzen.“</w:t>
       </w:r>
     </w:p>
     <w:p>
@@ -2638,6 +2638,116 @@
       </w:pPr>
       <w:r>
         <w:t xml:space="preserve">5) Skizze: Treppe, an jedem Wert Sprung um fⱼ nach oben, ● links geschlossen (Wert gehört dazu), ○ rechts offen.</w:t>
+      </w:r>
+    </w:p>
+    <w:p>
+      <w:pPr>
+        <w:keepNext/>
+        <w:keepLines/>
+        <w:pBdr>
+          <w:left w:val="single" w:color="7C5CD6" w:sz="24" w:space="6"/>
+        </w:pBdr>
+        <w:shd w:fill="F1EBFF" w:color="auto" w:val="clear"/>
+        <w:spacing w:after="0" w:before="80"/>
+        <w:ind w:left="120" w:right="120"/>
+      </w:pPr>
+      <w:r>
+        <w:rPr>
+          <w:b/>
+          <w:bCs/>
+          <w:color w:val="3B2A7A"/>
+        </w:rPr>
+        <w:t xml:space="preserve">BEISPIEL: Empirische Verteilungsfunktion</w:t>
+      </w:r>
+    </w:p>
+    <w:p>
+      <w:pPr>
+        <w:keepNext/>
+        <w:keepLines/>
+        <w:pBdr>
+          <w:left w:val="single" w:color="7C5CD6" w:sz="24" w:space="6"/>
+        </w:pBdr>
+        <w:shd w:fill="F1EBFF" w:color="auto" w:val="clear"/>
+        <w:spacing w:after="0" w:before="0"/>
+        <w:ind w:left="120" w:right="120"/>
+      </w:pPr>
+      <w:r>
+        <w:t xml:space="preserve">Daten: 1, 3, 3, 4, 7 (n = 5). Stellen Sie F̂(x) auf und bestimmen Sie den Anteil der Werte größer als 3.</w:t>
+      </w:r>
+    </w:p>
+    <w:p>
+      <w:pPr>
+        <w:keepNext/>
+        <w:keepLines/>
+        <w:pBdr>
+          <w:left w:val="single" w:color="7C5CD6" w:sz="24" w:space="6"/>
+        </w:pBdr>
+        <w:shd w:fill="F1EBFF" w:color="auto" w:val="clear"/>
+        <w:spacing w:after="0" w:before="0"/>
+        <w:ind w:left="120" w:right="120"/>
+      </w:pPr>
+      <w:r>
+        <w:t xml:space="preserve">1) Verschiedene Werte sortiert: 1, 3, 4, 7 → relative Häufigkeiten 1/5 = 0.2, 2/5 = 0.4, 0.2, 0.2.</w:t>
+      </w:r>
+    </w:p>
+    <w:p>
+      <w:pPr>
+        <w:keepNext/>
+        <w:keepLines/>
+        <w:pBdr>
+          <w:left w:val="single" w:color="7C5CD6" w:sz="24" w:space="6"/>
+        </w:pBdr>
+        <w:shd w:fill="F1EBFF" w:color="auto" w:val="clear"/>
+        <w:spacing w:after="0" w:before="0"/>
+        <w:ind w:left="120" w:right="120"/>
+      </w:pPr>
+      <w:r>
+        <w:t xml:space="preserve">2) Kumulieren: 0.2 → 0.6 → 0.8 → 1.</w:t>
+      </w:r>
+    </w:p>
+    <w:p>
+      <w:pPr>
+        <w:keepNext/>
+        <w:keepLines/>
+        <w:pBdr>
+          <w:left w:val="single" w:color="7C5CD6" w:sz="24" w:space="6"/>
+        </w:pBdr>
+        <w:shd w:fill="F1EBFF" w:color="auto" w:val="clear"/>
+        <w:spacing w:after="0" w:before="0"/>
+        <w:ind w:left="120" w:right="120"/>
+      </w:pPr>
+      <w:r>
+        <w:t xml:space="preserve">3) Fallunterscheidung: F̂(x) = 0 für x &lt; 1; 0.2 für 1 ≤ x &lt; 3; 0.6 für 3 ≤ x &lt; 4; 0.8 für 4 ≤ x &lt; 7; 1 für x ≥ 7.</w:t>
+      </w:r>
+    </w:p>
+    <w:p>
+      <w:pPr>
+        <w:keepNext/>
+        <w:keepLines/>
+        <w:pBdr>
+          <w:left w:val="single" w:color="7C5CD6" w:sz="24" w:space="6"/>
+        </w:pBdr>
+        <w:shd w:fill="F1EBFF" w:color="auto" w:val="clear"/>
+        <w:spacing w:after="0" w:before="0"/>
+        <w:ind w:left="120" w:right="120"/>
+      </w:pPr>
+      <w:r>
+        <w:t xml:space="preserve">4) Anteil &gt; 3 = 1 − F̂(3) = 1 − 0.6.</w:t>
+      </w:r>
+    </w:p>
+    <w:p>
+      <w:pPr>
+        <w:keepNext w:val="false"/>
+        <w:keepLines/>
+        <w:pBdr>
+          <w:left w:val="single" w:color="7C5CD6" w:sz="24" w:space="6"/>
+        </w:pBdr>
+        <w:shd w:fill="F1EBFF" w:color="auto" w:val="clear"/>
+        <w:spacing w:after="100" w:before="0"/>
+        <w:ind w:left="120" w:right="120"/>
+      </w:pPr>
+      <w:r>
+        <w:t xml:space="preserve">⇒ Anteil der Werte größer als 3: 0.4</w:t>
       </w:r>
     </w:p>
     <w:p>
@@ -3212,6 +3322,116 @@
       </w:r>
       <w:r>
         <w:t xml:space="preserve"> (Annahme Gleichverteilung in der Klasse): Anteil = Säulenhöhe × Breite des Teilstücks.</w:t>
+      </w:r>
+    </w:p>
+    <w:p>
+      <w:pPr>
+        <w:keepNext/>
+        <w:keepLines/>
+        <w:pBdr>
+          <w:left w:val="single" w:color="7C5CD6" w:sz="24" w:space="6"/>
+        </w:pBdr>
+        <w:shd w:fill="F1EBFF" w:color="auto" w:val="clear"/>
+        <w:spacing w:after="0" w:before="80"/>
+        <w:ind w:left="120" w:right="120"/>
+      </w:pPr>
+      <w:r>
+        <w:rPr>
+          <w:b/>
+          <w:bCs/>
+          <w:color w:val="3B2A7A"/>
+        </w:rPr>
+        <w:t xml:space="preserve">BEISPIEL: Histogramm &amp; klassiertes Mittel</w:t>
+      </w:r>
+    </w:p>
+    <w:p>
+      <w:pPr>
+        <w:keepNext/>
+        <w:keepLines/>
+        <w:pBdr>
+          <w:left w:val="single" w:color="7C5CD6" w:sz="24" w:space="6"/>
+        </w:pBdr>
+        <w:shd w:fill="F1EBFF" w:color="auto" w:val="clear"/>
+        <w:spacing w:after="0" w:before="0"/>
+        <w:ind w:left="120" w:right="120"/>
+      </w:pPr>
+      <w:r>
+        <w:t xml:space="preserve">Klassen [0,5): 6, [5,15): 10, [15,25]: 4 Beobachtungen (n = 20).</w:t>
+      </w:r>
+    </w:p>
+    <w:p>
+      <w:pPr>
+        <w:keepNext/>
+        <w:keepLines/>
+        <w:pBdr>
+          <w:left w:val="single" w:color="7C5CD6" w:sz="24" w:space="6"/>
+        </w:pBdr>
+        <w:shd w:fill="F1EBFF" w:color="auto" w:val="clear"/>
+        <w:spacing w:after="0" w:before="0"/>
+        <w:ind w:left="120" w:right="120"/>
+      </w:pPr>
+      <w:r>
+        <w:t xml:space="preserve">1) Relative Häufigkeiten: 6/20 = 0.3, 10/20 = 0.5, 4/20 = 0.2.</w:t>
+      </w:r>
+    </w:p>
+    <w:p>
+      <w:pPr>
+        <w:keepNext/>
+        <w:keepLines/>
+        <w:pBdr>
+          <w:left w:val="single" w:color="7C5CD6" w:sz="24" w:space="6"/>
+        </w:pBdr>
+        <w:shd w:fill="F1EBFF" w:color="auto" w:val="clear"/>
+        <w:spacing w:after="0" w:before="0"/>
+        <w:ind w:left="120" w:right="120"/>
+      </w:pPr>
+      <w:r>
+        <w:t xml:space="preserve">2) Breiten: 5, 10, 10 → Säulenhöhen 0.3/5 = 0.06, 0.5/10 = 0.05, 0.2/10 = 0.02.</w:t>
+      </w:r>
+    </w:p>
+    <w:p>
+      <w:pPr>
+        <w:keepNext/>
+        <w:keepLines/>
+        <w:pBdr>
+          <w:left w:val="single" w:color="7C5CD6" w:sz="24" w:space="6"/>
+        </w:pBdr>
+        <w:shd w:fill="F1EBFF" w:color="auto" w:val="clear"/>
+        <w:spacing w:after="0" w:before="0"/>
+        <w:ind w:left="120" w:right="120"/>
+      </w:pPr>
+      <w:r>
+        <w:t xml:space="preserve">3) Modalklasse = höchste Säule = [0,5) (obwohl [5,15) mehr Beobachtungen hat!).</w:t>
+      </w:r>
+    </w:p>
+    <w:p>
+      <w:pPr>
+        <w:keepNext/>
+        <w:keepLines/>
+        <w:pBdr>
+          <w:left w:val="single" w:color="7C5CD6" w:sz="24" w:space="6"/>
+        </w:pBdr>
+        <w:shd w:fill="F1EBFF" w:color="auto" w:val="clear"/>
+        <w:spacing w:after="0" w:before="0"/>
+        <w:ind w:left="120" w:right="120"/>
+      </w:pPr>
+      <w:r>
+        <w:t xml:space="preserve">4) Klassenmitten 2.5, 10, 20 → x̄ ≈ 0.3·2.5 + 0.5·10 + 0.2·20 = 0.75 + 5 + 4.</w:t>
+      </w:r>
+    </w:p>
+    <w:p>
+      <w:pPr>
+        <w:keepNext w:val="false"/>
+        <w:keepLines/>
+        <w:pBdr>
+          <w:left w:val="single" w:color="7C5CD6" w:sz="24" w:space="6"/>
+        </w:pBdr>
+        <w:shd w:fill="F1EBFF" w:color="auto" w:val="clear"/>
+        <w:spacing w:after="100" w:before="0"/>
+        <w:ind w:left="120" w:right="120"/>
+      </w:pPr>
+      <w:r>
+        <w:t xml:space="preserve">⇒ x̄ ≈ 9.75; Modalklasse [0, 5)</w:t>
       </w:r>
     </w:p>
     <w:p>
@@ -4037,7 +4257,7 @@
         <w:t xml:space="preserve">✎ ANTWORTSATZ: </w:t>
       </w:r>
       <w:r>
-        <w:t xml:space="preserve">„Da der Wert 14 ein Ausreißer ist, beschreibt der Median (3) das typische Verhalten besser als das arithmetische Mittel (3.667), weil der Median robust gegenüber Extremwerten ist.“</w:t>
+        <w:t xml:space="preserve">„Da der Wert 10 ein Ausreißer ist, beschreibt der Median (4) das typische Verhalten besser als das arithmetische Mittel (5), weil der Median robust gegenüber Extremwerten ist.“</w:t>
       </w:r>
     </w:p>
     <w:p>
@@ -4243,6 +4463,146 @@
       </w:r>
       <w:r>
         <w:t xml:space="preserve">1) x̄ = Σxᵢ / n   2) Σxᵢ²/n berechnen   3) s² = Σxᵢ²/n − x̄²   4) s*² = s² · n/(n−1)   5) beide mit Bezeichnung hinschreiben.</w:t>
+      </w:r>
+    </w:p>
+    <w:p>
+      <w:pPr>
+        <w:keepNext/>
+        <w:keepLines/>
+        <w:pBdr>
+          <w:left w:val="single" w:color="7C5CD6" w:sz="24" w:space="6"/>
+        </w:pBdr>
+        <w:shd w:fill="F1EBFF" w:color="auto" w:val="clear"/>
+        <w:spacing w:after="0" w:before="80"/>
+        <w:ind w:left="120" w:right="120"/>
+      </w:pPr>
+      <w:r>
+        <w:rPr>
+          <w:b/>
+          <w:bCs/>
+          <w:color w:val="3B2A7A"/>
+        </w:rPr>
+        <w:t xml:space="preserve">BEISPIEL: Lage, Streuung, Quartile, Ausreißer</w:t>
+      </w:r>
+    </w:p>
+    <w:p>
+      <w:pPr>
+        <w:keepNext/>
+        <w:keepLines/>
+        <w:pBdr>
+          <w:left w:val="single" w:color="7C5CD6" w:sz="24" w:space="6"/>
+        </w:pBdr>
+        <w:shd w:fill="F1EBFF" w:color="auto" w:val="clear"/>
+        <w:spacing w:after="0" w:before="0"/>
+        <w:ind w:left="120" w:right="120"/>
+      </w:pPr>
+      <w:r>
+        <w:t xml:space="preserve">Daten (sortiert): 2, 4, 4, 5, 10 (n = 5).</w:t>
+      </w:r>
+    </w:p>
+    <w:p>
+      <w:pPr>
+        <w:keepNext/>
+        <w:keepLines/>
+        <w:pBdr>
+          <w:left w:val="single" w:color="7C5CD6" w:sz="24" w:space="6"/>
+        </w:pBdr>
+        <w:shd w:fill="F1EBFF" w:color="auto" w:val="clear"/>
+        <w:spacing w:after="0" w:before="0"/>
+        <w:ind w:left="120" w:right="120"/>
+      </w:pPr>
+      <w:r>
+        <w:t xml:space="preserve">1) x̄ = (2 + 4 + 4 + 5 + 10)/5 = 25/5 = 5.</w:t>
+      </w:r>
+    </w:p>
+    <w:p>
+      <w:pPr>
+        <w:keepNext/>
+        <w:keepLines/>
+        <w:pBdr>
+          <w:left w:val="single" w:color="7C5CD6" w:sz="24" w:space="6"/>
+        </w:pBdr>
+        <w:shd w:fill="F1EBFF" w:color="auto" w:val="clear"/>
+        <w:spacing w:after="0" w:before="0"/>
+        <w:ind w:left="120" w:right="120"/>
+      </w:pPr>
+      <w:r>
+        <w:t xml:space="preserve">2) Σxᵢ² = 4 + 16 + 16 + 25 + 100 = 161 → s² = 161/5 − 5² = 32.2 − 25 = 7.2.</w:t>
+      </w:r>
+    </w:p>
+    <w:p>
+      <w:pPr>
+        <w:keepNext/>
+        <w:keepLines/>
+        <w:pBdr>
+          <w:left w:val="single" w:color="7C5CD6" w:sz="24" w:space="6"/>
+        </w:pBdr>
+        <w:shd w:fill="F1EBFF" w:color="auto" w:val="clear"/>
+        <w:spacing w:after="0" w:before="0"/>
+        <w:ind w:left="120" w:right="120"/>
+      </w:pPr>
+      <w:r>
+        <w:t xml:space="preserve">3) s*² = 7.2 · 5/4 = 9 → s* = 3.</w:t>
+      </w:r>
+    </w:p>
+    <w:p>
+      <w:pPr>
+        <w:keepNext/>
+        <w:keepLines/>
+        <w:pBdr>
+          <w:left w:val="single" w:color="7C5CD6" w:sz="24" w:space="6"/>
+        </w:pBdr>
+        <w:shd w:fill="F1EBFF" w:color="auto" w:val="clear"/>
+        <w:spacing w:after="0" w:before="0"/>
+        <w:ind w:left="120" w:right="120"/>
+      </w:pPr>
+      <w:r>
+        <w:t xml:space="preserve">4) Median: n ungerade → x₍₃₎ = 4.</w:t>
+      </w:r>
+    </w:p>
+    <w:p>
+      <w:pPr>
+        <w:keepNext/>
+        <w:keepLines/>
+        <w:pBdr>
+          <w:left w:val="single" w:color="7C5CD6" w:sz="24" w:space="6"/>
+        </w:pBdr>
+        <w:shd w:fill="F1EBFF" w:color="auto" w:val="clear"/>
+        <w:spacing w:after="0" w:before="0"/>
+        <w:ind w:left="120" w:right="120"/>
+      </w:pPr>
+      <w:r>
+        <w:t xml:space="preserve">5) x₀.₂₅: 5·0.25 = 1.25 → aufrunden auf 2 → x₍₂₎ = 4.  x₀.₇₅: 5·0.75 = 3.75 → 4 → x₍₄₎ = 5.  d_Q = 1.</w:t>
+      </w:r>
+    </w:p>
+    <w:p>
+      <w:pPr>
+        <w:keepNext/>
+        <w:keepLines/>
+        <w:pBdr>
+          <w:left w:val="single" w:color="7C5CD6" w:sz="24" w:space="6"/>
+        </w:pBdr>
+        <w:shd w:fill="F1EBFF" w:color="auto" w:val="clear"/>
+        <w:spacing w:after="0" w:before="0"/>
+        <w:ind w:left="120" w:right="120"/>
+      </w:pPr>
+      <w:r>
+        <w:t xml:space="preserve">6) Ausreißergrenze oben: 5 + 1.5·1 = 6.5 &lt; 10 → 10 ist ein Ausreißer.</w:t>
+      </w:r>
+    </w:p>
+    <w:p>
+      <w:pPr>
+        <w:keepNext w:val="false"/>
+        <w:keepLines/>
+        <w:pBdr>
+          <w:left w:val="single" w:color="7C5CD6" w:sz="24" w:space="6"/>
+        </w:pBdr>
+        <w:shd w:fill="F1EBFF" w:color="auto" w:val="clear"/>
+        <w:spacing w:after="100" w:before="0"/>
+        <w:ind w:left="120" w:right="120"/>
+      </w:pPr>
+      <w:r>
+        <w:t xml:space="preserve">⇒ x̄ = 5, s² = 7.2, s*² = 9, x_med = 4, d_Q = 1, Ausreißer: 10</w:t>
       </w:r>
     </w:p>
     <w:p>
@@ -5303,6 +5663,131 @@
     </w:p>
     <w:p>
       <w:pPr>
+        <w:keepNext/>
+        <w:keepLines/>
+        <w:pBdr>
+          <w:left w:val="single" w:color="7C5CD6" w:sz="24" w:space="6"/>
+        </w:pBdr>
+        <w:shd w:fill="F1EBFF" w:color="auto" w:val="clear"/>
+        <w:spacing w:after="0" w:before="80"/>
+        <w:ind w:left="120" w:right="120"/>
+      </w:pPr>
+      <w:r>
+        <w:rPr>
+          <w:b/>
+          <w:bCs/>
+          <w:color w:val="3B2A7A"/>
+        </w:rPr>
+        <w:t xml:space="preserve">BEISPIEL: Korrelation &amp; Regressionsgerade</w:t>
+      </w:r>
+    </w:p>
+    <w:p>
+      <w:pPr>
+        <w:keepNext/>
+        <w:keepLines/>
+        <w:pBdr>
+          <w:left w:val="single" w:color="7C5CD6" w:sz="24" w:space="6"/>
+        </w:pBdr>
+        <w:shd w:fill="F1EBFF" w:color="auto" w:val="clear"/>
+        <w:spacing w:after="0" w:before="0"/>
+        <w:ind w:left="120" w:right="120"/>
+      </w:pPr>
+      <w:r>
+        <w:t xml:space="preserve">x: 1, 2, 3, 4   y: 2, 4, 5, 7 (n = 4)</w:t>
+      </w:r>
+    </w:p>
+    <w:p>
+      <w:pPr>
+        <w:keepNext/>
+        <w:keepLines/>
+        <w:pBdr>
+          <w:left w:val="single" w:color="7C5CD6" w:sz="24" w:space="6"/>
+        </w:pBdr>
+        <w:shd w:fill="F1EBFF" w:color="auto" w:val="clear"/>
+        <w:spacing w:after="0" w:before="0"/>
+        <w:ind w:left="120" w:right="120"/>
+      </w:pPr>
+      <w:r>
+        <w:t xml:space="preserve">1) x̄ = 2.5, ȳ = 4.5.</w:t>
+      </w:r>
+    </w:p>
+    <w:p>
+      <w:pPr>
+        <w:keepNext/>
+        <w:keepLines/>
+        <w:pBdr>
+          <w:left w:val="single" w:color="7C5CD6" w:sz="24" w:space="6"/>
+        </w:pBdr>
+        <w:shd w:fill="F1EBFF" w:color="auto" w:val="clear"/>
+        <w:spacing w:after="0" w:before="0"/>
+        <w:ind w:left="120" w:right="120"/>
+      </w:pPr>
+      <w:r>
+        <w:t xml:space="preserve">2) Σxy = 2 + 8 + 15 + 28 = 53 → s_xy = 53/4 − 2.5·4.5 = 13.25 − 11.25 = 2.</w:t>
+      </w:r>
+    </w:p>
+    <w:p>
+      <w:pPr>
+        <w:keepNext/>
+        <w:keepLines/>
+        <w:pBdr>
+          <w:left w:val="single" w:color="7C5CD6" w:sz="24" w:space="6"/>
+        </w:pBdr>
+        <w:shd w:fill="F1EBFF" w:color="auto" w:val="clear"/>
+        <w:spacing w:after="0" w:before="0"/>
+        <w:ind w:left="120" w:right="120"/>
+      </w:pPr>
+      <w:r>
+        <w:t xml:space="preserve">3) Σx² = 30 → s²_x = 30/4 − 2.5² = 1.25.   Σy² = 94 → s²_y = 94/4 − 4.5² = 3.25.</w:t>
+      </w:r>
+    </w:p>
+    <w:p>
+      <w:pPr>
+        <w:keepNext/>
+        <w:keepLines/>
+        <w:pBdr>
+          <w:left w:val="single" w:color="7C5CD6" w:sz="24" w:space="6"/>
+        </w:pBdr>
+        <w:shd w:fill="F1EBFF" w:color="auto" w:val="clear"/>
+        <w:spacing w:after="0" w:before="0"/>
+        <w:ind w:left="120" w:right="120"/>
+      </w:pPr>
+      <w:r>
+        <w:t xml:space="preserve">4) r = 2 / √(1.25·3.25) = 2 / 2.0156 = 0.992 → sehr starker positiver linearer Zusammenhang.</w:t>
+      </w:r>
+    </w:p>
+    <w:p>
+      <w:pPr>
+        <w:keepNext/>
+        <w:keepLines/>
+        <w:pBdr>
+          <w:left w:val="single" w:color="7C5CD6" w:sz="24" w:space="6"/>
+        </w:pBdr>
+        <w:shd w:fill="F1EBFF" w:color="auto" w:val="clear"/>
+        <w:spacing w:after="0" w:before="0"/>
+        <w:ind w:left="120" w:right="120"/>
+      </w:pPr>
+      <w:r>
+        <w:t xml:space="preserve">5) b = s_xy / s²_x = 2 / 1.25 = 1.6;  a = ȳ − b·x̄ = 4.5 − 1.6·2.5 = 0.5.</w:t>
+      </w:r>
+    </w:p>
+    <w:p>
+      <w:pPr>
+        <w:keepNext w:val="false"/>
+        <w:keepLines/>
+        <w:pBdr>
+          <w:left w:val="single" w:color="7C5CD6" w:sz="24" w:space="6"/>
+        </w:pBdr>
+        <w:shd w:fill="F1EBFF" w:color="auto" w:val="clear"/>
+        <w:spacing w:after="100" w:before="0"/>
+        <w:ind w:left="120" w:right="120"/>
+      </w:pPr>
+      <w:r>
+        <w:t xml:space="preserve">⇒ ŷ = 0.5 + 1.6·x;  Prognose für x = 5: ŷ = 8.5</w:t>
+      </w:r>
+    </w:p>
+    <w:p>
+      <w:pPr>
         <w:keepNext w:val="false"/>
         <w:keepLines/>
         <w:pBdr>
@@ -5374,7 +5859,7 @@
         <w:ind w:left="120" w:right="120"/>
       </w:pPr>
       <w:r>
-        <w:t xml:space="preserve">Korrelation: „r = 0.997: sehr starker positiver linearer Zusammenhang – je höher die Temperatur, desto mehr Eis wird verkauft.“</w:t>
+        <w:t xml:space="preserve">Korrelation: „r = 0.992: sehr starker positiver linearer Zusammenhang – je größer x, desto größer ist im Mittel y.“</w:t>
       </w:r>
     </w:p>
     <w:p>
@@ -6454,6 +6939,116 @@
     </w:p>
     <w:p>
       <w:pPr>
+        <w:keepNext/>
+        <w:keepLines/>
+        <w:pBdr>
+          <w:left w:val="single" w:color="7C5CD6" w:sz="24" w:space="6"/>
+        </w:pBdr>
+        <w:shd w:fill="F1EBFF" w:color="auto" w:val="clear"/>
+        <w:spacing w:after="0" w:before="80"/>
+        <w:ind w:left="120" w:right="120"/>
+      </w:pPr>
+      <w:r>
+        <w:rPr>
+          <w:b/>
+          <w:bCs/>
+          <w:color w:val="3B2A7A"/>
+        </w:rPr>
+        <w:t xml:space="preserve">BEISPIEL: Baum, totale Wahrscheinlichkeit, Bayes</w:t>
+      </w:r>
+    </w:p>
+    <w:p>
+      <w:pPr>
+        <w:keepNext/>
+        <w:keepLines/>
+        <w:pBdr>
+          <w:left w:val="single" w:color="7C5CD6" w:sz="24" w:space="6"/>
+        </w:pBdr>
+        <w:shd w:fill="F1EBFF" w:color="auto" w:val="clear"/>
+        <w:spacing w:after="0" w:before="0"/>
+        <w:ind w:left="120" w:right="120"/>
+      </w:pPr>
+      <w:r>
+        <w:t xml:space="preserve">30 % der Personen rauchen (R). Von den Rauchern erkranken 20 %, von den Nichtrauchern 5 % (K). Wie groß ist P(K) und P(R | K)?</w:t>
+      </w:r>
+    </w:p>
+    <w:p>
+      <w:pPr>
+        <w:keepNext/>
+        <w:keepLines/>
+        <w:pBdr>
+          <w:left w:val="single" w:color="7C5CD6" w:sz="24" w:space="6"/>
+        </w:pBdr>
+        <w:shd w:fill="F1EBFF" w:color="auto" w:val="clear"/>
+        <w:spacing w:after="0" w:before="0"/>
+        <w:ind w:left="120" w:right="120"/>
+      </w:pPr>
+      <w:r>
+        <w:t xml:space="preserve">1) Baum: 1. Stufe R (0.3) / R̄ (0.7); 2. Stufe K | R = 0.2, K | R̄ = 0.05 (abgelesen!).</w:t>
+      </w:r>
+    </w:p>
+    <w:p>
+      <w:pPr>
+        <w:keepNext/>
+        <w:keepLines/>
+        <w:pBdr>
+          <w:left w:val="single" w:color="7C5CD6" w:sz="24" w:space="6"/>
+        </w:pBdr>
+        <w:shd w:fill="F1EBFF" w:color="auto" w:val="clear"/>
+        <w:spacing w:after="0" w:before="0"/>
+        <w:ind w:left="120" w:right="120"/>
+      </w:pPr>
+      <w:r>
+        <w:t xml:space="preserve">2) Pfade zu K multiplizieren: P(R ∩ K) = 0.3·0.2 = 0.06;  P(R̄ ∩ K) = 0.7·0.05 = 0.035.</w:t>
+      </w:r>
+    </w:p>
+    <w:p>
+      <w:pPr>
+        <w:keepNext/>
+        <w:keepLines/>
+        <w:pBdr>
+          <w:left w:val="single" w:color="7C5CD6" w:sz="24" w:space="6"/>
+        </w:pBdr>
+        <w:shd w:fill="F1EBFF" w:color="auto" w:val="clear"/>
+        <w:spacing w:after="0" w:before="0"/>
+        <w:ind w:left="120" w:right="120"/>
+      </w:pPr>
+      <w:r>
+        <w:t xml:space="preserve">3) Totale Wahrscheinlichkeit: P(K) = 0.06 + 0.035 = 0.095.</w:t>
+      </w:r>
+    </w:p>
+    <w:p>
+      <w:pPr>
+        <w:keepNext/>
+        <w:keepLines/>
+        <w:pBdr>
+          <w:left w:val="single" w:color="7C5CD6" w:sz="24" w:space="6"/>
+        </w:pBdr>
+        <w:shd w:fill="F1EBFF" w:color="auto" w:val="clear"/>
+        <w:spacing w:after="0" w:before="0"/>
+        <w:ind w:left="120" w:right="120"/>
+      </w:pPr>
+      <w:r>
+        <w:t xml:space="preserve">4) Bayes (Richtung umgedreht): P(R | K) = P(R ∩ K)/P(K) = 0.06/0.095.</w:t>
+      </w:r>
+    </w:p>
+    <w:p>
+      <w:pPr>
+        <w:keepNext w:val="false"/>
+        <w:keepLines/>
+        <w:pBdr>
+          <w:left w:val="single" w:color="7C5CD6" w:sz="24" w:space="6"/>
+        </w:pBdr>
+        <w:shd w:fill="F1EBFF" w:color="auto" w:val="clear"/>
+        <w:spacing w:after="100" w:before="0"/>
+        <w:ind w:left="120" w:right="120"/>
+      </w:pPr>
+      <w:r>
+        <w:t xml:space="preserve">⇒ P(K) = 0.095,  P(R | K) = 0.632</w:t>
+      </w:r>
+    </w:p>
+    <w:p>
+      <w:pPr>
         <w:pStyle w:val="Heading2"/>
         <w:keepNext/>
         <w:pBdr>
@@ -8192,7 +8787,7 @@
           <w:sz w:val="22"/>
           <w:szCs w:val="22"/>
         </w:rPr>
-        <w:t xml:space="preserve">Beispiel: f(x) = c·x² auf [0, 3]:  c·[x³/3]₀³ = 9c = 1  ⇒  c = 1/9</w:t>
+        <w:t xml:space="preserve">Beispiel: f(x) = c·x³ auf [0, 2]:  c·[x⁴/4]₀² = 4c = 1  ⇒  c = 1/4</w:t>
       </w:r>
     </w:p>
     <w:p>
@@ -8319,7 +8914,132 @@
           <w:sz w:val="22"/>
           <w:szCs w:val="22"/>
         </w:rPr>
-        <w:t xml:space="preserve">Beispiel: f(x) = x²/9 auf [0,3]:  F(x) = x³/27 für 0 ≤ x ≤ 3</w:t>
+        <w:t xml:space="preserve">Beispiel: f(x) = x³/4 auf [0, 2]:  F(x) = x⁴/16 für 0 ≤ x ≤ 2</w:t>
+      </w:r>
+    </w:p>
+    <w:p>
+      <w:pPr>
+        <w:keepNext/>
+        <w:keepLines/>
+        <w:pBdr>
+          <w:left w:val="single" w:color="7C5CD6" w:sz="24" w:space="6"/>
+        </w:pBdr>
+        <w:shd w:fill="F1EBFF" w:color="auto" w:val="clear"/>
+        <w:spacing w:after="0" w:before="80"/>
+        <w:ind w:left="120" w:right="120"/>
+      </w:pPr>
+      <w:r>
+        <w:rPr>
+          <w:b/>
+          <w:bCs/>
+          <w:color w:val="3B2A7A"/>
+        </w:rPr>
+        <w:t xml:space="preserve">BEISPIEL: Dichte komplett</w:t>
+      </w:r>
+    </w:p>
+    <w:p>
+      <w:pPr>
+        <w:keepNext/>
+        <w:keepLines/>
+        <w:pBdr>
+          <w:left w:val="single" w:color="7C5CD6" w:sz="24" w:space="6"/>
+        </w:pBdr>
+        <w:shd w:fill="F1EBFF" w:color="auto" w:val="clear"/>
+        <w:spacing w:after="0" w:before="0"/>
+        <w:ind w:left="120" w:right="120"/>
+      </w:pPr>
+      <w:r>
+        <w:t xml:space="preserve">f(x) = c·x für 0 ≤ x ≤ 4, 0 sonst. Bestimmen Sie c, F(x), P(X ≤ 2), den Median und E(X).</w:t>
+      </w:r>
+    </w:p>
+    <w:p>
+      <w:pPr>
+        <w:keepNext/>
+        <w:keepLines/>
+        <w:pBdr>
+          <w:left w:val="single" w:color="7C5CD6" w:sz="24" w:space="6"/>
+        </w:pBdr>
+        <w:shd w:fill="F1EBFF" w:color="auto" w:val="clear"/>
+        <w:spacing w:after="0" w:before="0"/>
+        <w:ind w:left="120" w:right="120"/>
+      </w:pPr>
+      <w:r>
+        <w:t xml:space="preserve">1) ∫₀⁴ c·x dx = c·[x²/2]₀⁴ = c·8 = 1 → c = 1/8.</w:t>
+      </w:r>
+    </w:p>
+    <w:p>
+      <w:pPr>
+        <w:keepNext/>
+        <w:keepLines/>
+        <w:pBdr>
+          <w:left w:val="single" w:color="7C5CD6" w:sz="24" w:space="6"/>
+        </w:pBdr>
+        <w:shd w:fill="F1EBFF" w:color="auto" w:val="clear"/>
+        <w:spacing w:after="0" w:before="0"/>
+        <w:ind w:left="120" w:right="120"/>
+      </w:pPr>
+      <w:r>
+        <w:t xml:space="preserve">2) F(x) = ∫₀ˣ t/8 dt = x²/16 für 0 ≤ x ≤ 4; F(x) = 0 für x &lt; 0; F(x) = 1 für x &gt; 4.</w:t>
+      </w:r>
+    </w:p>
+    <w:p>
+      <w:pPr>
+        <w:keepNext/>
+        <w:keepLines/>
+        <w:pBdr>
+          <w:left w:val="single" w:color="7C5CD6" w:sz="24" w:space="6"/>
+        </w:pBdr>
+        <w:shd w:fill="F1EBFF" w:color="auto" w:val="clear"/>
+        <w:spacing w:after="0" w:before="0"/>
+        <w:ind w:left="120" w:right="120"/>
+      </w:pPr>
+      <w:r>
+        <w:t xml:space="preserve">3) P(X ≤ 2) = F(2) = 4/16 = 0.25.</w:t>
+      </w:r>
+    </w:p>
+    <w:p>
+      <w:pPr>
+        <w:keepNext/>
+        <w:keepLines/>
+        <w:pBdr>
+          <w:left w:val="single" w:color="7C5CD6" w:sz="24" w:space="6"/>
+        </w:pBdr>
+        <w:shd w:fill="F1EBFF" w:color="auto" w:val="clear"/>
+        <w:spacing w:after="0" w:before="0"/>
+        <w:ind w:left="120" w:right="120"/>
+      </w:pPr>
+      <w:r>
+        <w:t xml:space="preserve">4) Median: x²/16 = 0.5 → x² = 8 → x_med = √8 = 2.828.</w:t>
+      </w:r>
+    </w:p>
+    <w:p>
+      <w:pPr>
+        <w:keepNext/>
+        <w:keepLines/>
+        <w:pBdr>
+          <w:left w:val="single" w:color="7C5CD6" w:sz="24" w:space="6"/>
+        </w:pBdr>
+        <w:shd w:fill="F1EBFF" w:color="auto" w:val="clear"/>
+        <w:spacing w:after="0" w:before="0"/>
+        <w:ind w:left="120" w:right="120"/>
+      </w:pPr>
+      <w:r>
+        <w:t xml:space="preserve">5) E(X) = ∫₀⁴ x · x/8 dx = [x³/24]₀⁴ = 64/24 = 8/3.</w:t>
+      </w:r>
+    </w:p>
+    <w:p>
+      <w:pPr>
+        <w:keepNext w:val="false"/>
+        <w:keepLines/>
+        <w:pBdr>
+          <w:left w:val="single" w:color="7C5CD6" w:sz="24" w:space="6"/>
+        </w:pBdr>
+        <w:shd w:fill="F1EBFF" w:color="auto" w:val="clear"/>
+        <w:spacing w:after="100" w:before="0"/>
+        <w:ind w:left="120" w:right="120"/>
+      </w:pPr>
+      <w:r>
+        <w:t xml:space="preserve">⇒ c = 1/8, P(X ≤ 2) = 0.25, x_med = 2.828, E(X) = 8/3 = 2.667</w:t>
       </w:r>
     </w:p>
     <w:p>
@@ -8380,7 +9100,24 @@
           <w:sz w:val="22"/>
           <w:szCs w:val="22"/>
         </w:rPr>
-        <w:t xml:space="preserve">Beispiel: x³/27 = 0.5 ⇒ x_med = ∛13.5 = 2.381</w:t>
+        <w:t xml:space="preserve">Beispiel: x⁴/16 = 0.5 ⇒ x⁴ = 8 ⇒ x_med = 8</w:t>
+      </w:r>
+      <w:r>
+        <w:rPr>
+          <w:rFonts w:ascii="Cambria Math" w:cs="Cambria Math" w:eastAsia="Cambria Math" w:hAnsi="Cambria Math"/>
+          <w:sz w:val="22"/>
+          <w:szCs w:val="22"/>
+          <w:vertAlign w:val="superscript"/>
+        </w:rPr>
+        <w:t xml:space="preserve">1/4</w:t>
+      </w:r>
+      <w:r>
+        <w:rPr>
+          <w:rFonts w:ascii="Cambria Math" w:cs="Cambria Math" w:eastAsia="Cambria Math" w:hAnsi="Cambria Math"/>
+          <w:sz w:val="22"/>
+          <w:szCs w:val="22"/>
+        </w:rPr>
+        <w:t xml:space="preserve"> = 1.682</w:t>
       </w:r>
     </w:p>
     <w:p>
@@ -8981,6 +9718,116 @@
       </w:r>
       <w:r>
         <w:t xml:space="preserve">Varianz in 3 Zeilen: ① E(X) ② E(X²) ③ Var(X) = E(X²) − E(X)².  Kontrolle: Var ≥ 0.  KEINE Division durch n (das gibt es nur bei Daten)!</w:t>
+      </w:r>
+    </w:p>
+    <w:p>
+      <w:pPr>
+        <w:keepNext/>
+        <w:keepLines/>
+        <w:pBdr>
+          <w:left w:val="single" w:color="7C5CD6" w:sz="24" w:space="6"/>
+        </w:pBdr>
+        <w:shd w:fill="F1EBFF" w:color="auto" w:val="clear"/>
+        <w:spacing w:after="0" w:before="80"/>
+        <w:ind w:left="120" w:right="120"/>
+      </w:pPr>
+      <w:r>
+        <w:rPr>
+          <w:b/>
+          <w:bCs/>
+          <w:color w:val="3B2A7A"/>
+        </w:rPr>
+        <w:t xml:space="preserve">BEISPIEL: Erwartungswert &amp; Varianz (diskret)</w:t>
+      </w:r>
+    </w:p>
+    <w:p>
+      <w:pPr>
+        <w:keepNext/>
+        <w:keepLines/>
+        <w:pBdr>
+          <w:left w:val="single" w:color="7C5CD6" w:sz="24" w:space="6"/>
+        </w:pBdr>
+        <w:shd w:fill="F1EBFF" w:color="auto" w:val="clear"/>
+        <w:spacing w:after="0" w:before="0"/>
+        <w:ind w:left="120" w:right="120"/>
+      </w:pPr>
+      <w:r>
+        <w:t xml:space="preserve">P(X = 0) = 0.5, P(X = 1) = 0.3, P(X = 2) = 0.2.</w:t>
+      </w:r>
+    </w:p>
+    <w:p>
+      <w:pPr>
+        <w:keepNext/>
+        <w:keepLines/>
+        <w:pBdr>
+          <w:left w:val="single" w:color="7C5CD6" w:sz="24" w:space="6"/>
+        </w:pBdr>
+        <w:shd w:fill="F1EBFF" w:color="auto" w:val="clear"/>
+        <w:spacing w:after="0" w:before="0"/>
+        <w:ind w:left="120" w:right="120"/>
+      </w:pPr>
+      <w:r>
+        <w:t xml:space="preserve">1) Kontrolle: 0.5 + 0.3 + 0.2 = 1 ✓</w:t>
+      </w:r>
+    </w:p>
+    <w:p>
+      <w:pPr>
+        <w:keepNext/>
+        <w:keepLines/>
+        <w:pBdr>
+          <w:left w:val="single" w:color="7C5CD6" w:sz="24" w:space="6"/>
+        </w:pBdr>
+        <w:shd w:fill="F1EBFF" w:color="auto" w:val="clear"/>
+        <w:spacing w:after="0" w:before="0"/>
+        <w:ind w:left="120" w:right="120"/>
+      </w:pPr>
+      <w:r>
+        <w:t xml:space="preserve">2) E(X) = 0·0.5 + 1·0.3 + 2·0.2 = 0.7.</w:t>
+      </w:r>
+    </w:p>
+    <w:p>
+      <w:pPr>
+        <w:keepNext/>
+        <w:keepLines/>
+        <w:pBdr>
+          <w:left w:val="single" w:color="7C5CD6" w:sz="24" w:space="6"/>
+        </w:pBdr>
+        <w:shd w:fill="F1EBFF" w:color="auto" w:val="clear"/>
+        <w:spacing w:after="0" w:before="0"/>
+        <w:ind w:left="120" w:right="120"/>
+      </w:pPr>
+      <w:r>
+        <w:t xml:space="preserve">3) E(X²) = 0²·0.5 + 1²·0.3 + 2²·0.2 = 0.3 + 0.8 = 1.1.</w:t>
+      </w:r>
+    </w:p>
+    <w:p>
+      <w:pPr>
+        <w:keepNext/>
+        <w:keepLines/>
+        <w:pBdr>
+          <w:left w:val="single" w:color="7C5CD6" w:sz="24" w:space="6"/>
+        </w:pBdr>
+        <w:shd w:fill="F1EBFF" w:color="auto" w:val="clear"/>
+        <w:spacing w:after="0" w:before="0"/>
+        <w:ind w:left="120" w:right="120"/>
+      </w:pPr>
+      <w:r>
+        <w:t xml:space="preserve">4) Var(X) = E(X²) − E(X)² = 1.1 − 0.49.</w:t>
+      </w:r>
+    </w:p>
+    <w:p>
+      <w:pPr>
+        <w:keepNext w:val="false"/>
+        <w:keepLines/>
+        <w:pBdr>
+          <w:left w:val="single" w:color="7C5CD6" w:sz="24" w:space="6"/>
+        </w:pBdr>
+        <w:shd w:fill="F1EBFF" w:color="auto" w:val="clear"/>
+        <w:spacing w:after="100" w:before="0"/>
+        <w:ind w:left="120" w:right="120"/>
+      </w:pPr>
+      <w:r>
+        <w:t xml:space="preserve">⇒ E(X) = 0.7,  Var(X) = 0.61</w:t>
       </w:r>
     </w:p>
     <w:p>
@@ -12674,7 +13521,117 @@
         <w:t xml:space="preserve">⚠ FALLE: </w:t>
       </w:r>
       <w:r>
-        <w:t xml:space="preserve">N(30, 16) heißt Varianz 16 → σ = 4 (Wurzel ziehen!).  ·  P(X &gt; x) = 1 − Φ(…), nicht Φ(…).</w:t>
+        <w:t xml:space="preserve">N(50, 9) heißt Varianz 9 → σ = 3 (Wurzel ziehen!).  ·  P(X &gt; x) = 1 − Φ(…), nicht Φ(…).</w:t>
+      </w:r>
+    </w:p>
+    <w:p>
+      <w:pPr>
+        <w:keepNext/>
+        <w:keepLines/>
+        <w:pBdr>
+          <w:left w:val="single" w:color="7C5CD6" w:sz="24" w:space="6"/>
+        </w:pBdr>
+        <w:shd w:fill="F1EBFF" w:color="auto" w:val="clear"/>
+        <w:spacing w:after="0" w:before="80"/>
+        <w:ind w:left="120" w:right="120"/>
+      </w:pPr>
+      <w:r>
+        <w:rPr>
+          <w:b/>
+          <w:bCs/>
+          <w:color w:val="3B2A7A"/>
+        </w:rPr>
+        <w:t xml:space="preserve">BEISPIEL: Normalverteilung &amp; Binomial</w:t>
+      </w:r>
+    </w:p>
+    <w:p>
+      <w:pPr>
+        <w:keepNext/>
+        <w:keepLines/>
+        <w:pBdr>
+          <w:left w:val="single" w:color="7C5CD6" w:sz="24" w:space="6"/>
+        </w:pBdr>
+        <w:shd w:fill="F1EBFF" w:color="auto" w:val="clear"/>
+        <w:spacing w:after="0" w:before="0"/>
+        <w:ind w:left="120" w:right="120"/>
+      </w:pPr>
+      <w:r>
+        <w:t xml:space="preserve">X ~ N(100, 225). Berechnen Sie P(X ≤ 115) und P(X &gt; 85). Y ~ B(4; 0.5): P(Y ≥ 3)?</w:t>
+      </w:r>
+    </w:p>
+    <w:p>
+      <w:pPr>
+        <w:keepNext/>
+        <w:keepLines/>
+        <w:pBdr>
+          <w:left w:val="single" w:color="7C5CD6" w:sz="24" w:space="6"/>
+        </w:pBdr>
+        <w:shd w:fill="F1EBFF" w:color="auto" w:val="clear"/>
+        <w:spacing w:after="0" w:before="0"/>
+        <w:ind w:left="120" w:right="120"/>
+      </w:pPr>
+      <w:r>
+        <w:t xml:space="preserve">1) σ = √225 = 15 (225 ist die Varianz!).</w:t>
+      </w:r>
+    </w:p>
+    <w:p>
+      <w:pPr>
+        <w:keepNext/>
+        <w:keepLines/>
+        <w:pBdr>
+          <w:left w:val="single" w:color="7C5CD6" w:sz="24" w:space="6"/>
+        </w:pBdr>
+        <w:shd w:fill="F1EBFF" w:color="auto" w:val="clear"/>
+        <w:spacing w:after="0" w:before="0"/>
+        <w:ind w:left="120" w:right="120"/>
+      </w:pPr>
+      <w:r>
+        <w:t xml:space="preserve">2) P(X ≤ 115) = Φ((115 − 100)/15) = Φ(1) = 0.8413.</w:t>
+      </w:r>
+    </w:p>
+    <w:p>
+      <w:pPr>
+        <w:keepNext/>
+        <w:keepLines/>
+        <w:pBdr>
+          <w:left w:val="single" w:color="7C5CD6" w:sz="24" w:space="6"/>
+        </w:pBdr>
+        <w:shd w:fill="F1EBFF" w:color="auto" w:val="clear"/>
+        <w:spacing w:after="0" w:before="0"/>
+        <w:ind w:left="120" w:right="120"/>
+      </w:pPr>
+      <w:r>
+        <w:t xml:space="preserve">3) P(X &gt; 85) = 1 − Φ((85 − 100)/15) = 1 − Φ(−1) = 1 − (1 − Φ(1)) = 0.8413.</w:t>
+      </w:r>
+    </w:p>
+    <w:p>
+      <w:pPr>
+        <w:keepNext/>
+        <w:keepLines/>
+        <w:pBdr>
+          <w:left w:val="single" w:color="7C5CD6" w:sz="24" w:space="6"/>
+        </w:pBdr>
+        <w:shd w:fill="F1EBFF" w:color="auto" w:val="clear"/>
+        <w:spacing w:after="0" w:before="0"/>
+        <w:ind w:left="120" w:right="120"/>
+      </w:pPr>
+      <w:r>
+        <w:t xml:space="preserve">4) P(Y ≥ 3) = P(Y = 3) + P(Y = 4) = (4 über 3)·0.5³·0.5 + 0.5⁴ = 4/16 + 1/16.</w:t>
+      </w:r>
+    </w:p>
+    <w:p>
+      <w:pPr>
+        <w:keepNext w:val="false"/>
+        <w:keepLines/>
+        <w:pBdr>
+          <w:left w:val="single" w:color="7C5CD6" w:sz="24" w:space="6"/>
+        </w:pBdr>
+        <w:shd w:fill="F1EBFF" w:color="auto" w:val="clear"/>
+        <w:spacing w:after="100" w:before="0"/>
+        <w:ind w:left="120" w:right="120"/>
+      </w:pPr>
+      <w:r>
+        <w:t xml:space="preserve">⇒ P(X ≤ 115) = 0.841,  P(X &gt; 85) = 0.841,  P(Y ≥ 3) = 5/16 = 0.3125</w:t>
       </w:r>
     </w:p>
     <w:p>
@@ -13100,7 +14057,117 @@
         <w:ind w:left="120" w:right="120"/>
       </w:pPr>
       <w:r>
-        <w:t xml:space="preserve">Varianz: Var(Σ aᵢXᵢ) = Σ aᵢ² σ² (bei Unabhängigkeit).  Beispiel: Var((3X₁ + X₂)/4) = (9 + 1)/16 · σ² = 5/8 σ².</w:t>
+        <w:t xml:space="preserve">Varianz: Var(Σ aᵢXᵢ) = Σ aᵢ² σ² (bei Unabhängigkeit).  Beispiel: Var((2X₁ + X₂)/3) = (4 + 1)/9 · σ² = 5/9 σ².</w:t>
+      </w:r>
+    </w:p>
+    <w:p>
+      <w:pPr>
+        <w:keepNext/>
+        <w:keepLines/>
+        <w:pBdr>
+          <w:left w:val="single" w:color="7C5CD6" w:sz="24" w:space="6"/>
+        </w:pBdr>
+        <w:shd w:fill="F1EBFF" w:color="auto" w:val="clear"/>
+        <w:spacing w:after="0" w:before="80"/>
+        <w:ind w:left="120" w:right="120"/>
+      </w:pPr>
+      <w:r>
+        <w:rPr>
+          <w:b/>
+          <w:bCs/>
+          <w:color w:val="3B2A7A"/>
+        </w:rPr>
+        <w:t xml:space="preserve">BEISPIEL: Erwartungstreue, Varianz, MSE</w:t>
+      </w:r>
+    </w:p>
+    <w:p>
+      <w:pPr>
+        <w:keepNext/>
+        <w:keepLines/>
+        <w:pBdr>
+          <w:left w:val="single" w:color="7C5CD6" w:sz="24" w:space="6"/>
+        </w:pBdr>
+        <w:shd w:fill="F1EBFF" w:color="auto" w:val="clear"/>
+        <w:spacing w:after="0" w:before="0"/>
+        <w:ind w:left="120" w:right="120"/>
+      </w:pPr>
+      <w:r>
+        <w:t xml:space="preserve">X₁, X₂, X₃ iid mit E = μ, Var = σ². Schätzer T = (X₁ + X₂ + X₃)/2.</w:t>
+      </w:r>
+    </w:p>
+    <w:p>
+      <w:pPr>
+        <w:keepNext/>
+        <w:keepLines/>
+        <w:pBdr>
+          <w:left w:val="single" w:color="7C5CD6" w:sz="24" w:space="6"/>
+        </w:pBdr>
+        <w:shd w:fill="F1EBFF" w:color="auto" w:val="clear"/>
+        <w:spacing w:after="0" w:before="0"/>
+        <w:ind w:left="120" w:right="120"/>
+      </w:pPr>
+      <w:r>
+        <w:t xml:space="preserve">1) E(T) = (μ + μ + μ)/2 = 1.5μ ≠ μ → nicht erwartungstreu.</w:t>
+      </w:r>
+    </w:p>
+    <w:p>
+      <w:pPr>
+        <w:keepNext/>
+        <w:keepLines/>
+        <w:pBdr>
+          <w:left w:val="single" w:color="7C5CD6" w:sz="24" w:space="6"/>
+        </w:pBdr>
+        <w:shd w:fill="F1EBFF" w:color="auto" w:val="clear"/>
+        <w:spacing w:after="0" w:before="0"/>
+        <w:ind w:left="120" w:right="120"/>
+      </w:pPr>
+      <w:r>
+        <w:t xml:space="preserve">2) Bias(T) = E(T) − μ = 0.5μ.</w:t>
+      </w:r>
+    </w:p>
+    <w:p>
+      <w:pPr>
+        <w:keepNext/>
+        <w:keepLines/>
+        <w:pBdr>
+          <w:left w:val="single" w:color="7C5CD6" w:sz="24" w:space="6"/>
+        </w:pBdr>
+        <w:shd w:fill="F1EBFF" w:color="auto" w:val="clear"/>
+        <w:spacing w:after="0" w:before="0"/>
+        <w:ind w:left="120" w:right="120"/>
+      </w:pPr>
+      <w:r>
+        <w:t xml:space="preserve">3) Var(T) = (1/2)²·(σ² + σ² + σ²) = 3σ²/4.</w:t>
+      </w:r>
+    </w:p>
+    <w:p>
+      <w:pPr>
+        <w:keepNext/>
+        <w:keepLines/>
+        <w:pBdr>
+          <w:left w:val="single" w:color="7C5CD6" w:sz="24" w:space="6"/>
+        </w:pBdr>
+        <w:shd w:fill="F1EBFF" w:color="auto" w:val="clear"/>
+        <w:spacing w:after="0" w:before="0"/>
+        <w:ind w:left="120" w:right="120"/>
+      </w:pPr>
+      <w:r>
+        <w:t xml:space="preserve">4) MSE(T) = Var + Bias² = 0.75σ² + 0.25μ².</w:t>
+      </w:r>
+    </w:p>
+    <w:p>
+      <w:pPr>
+        <w:keepNext w:val="false"/>
+        <w:keepLines/>
+        <w:pBdr>
+          <w:left w:val="single" w:color="7C5CD6" w:sz="24" w:space="6"/>
+        </w:pBdr>
+        <w:shd w:fill="F1EBFF" w:color="auto" w:val="clear"/>
+        <w:spacing w:after="100" w:before="0"/>
+        <w:ind w:left="120" w:right="120"/>
+      </w:pPr>
+      <w:r>
+        <w:t xml:space="preserve">⇒ T ist verzerrt (Bias 0.5μ); X̄ mit MSE = σ²/3 ist vorzuziehen</w:t>
       </w:r>
     </w:p>
     <w:p>
@@ -13518,7 +14585,7 @@
           <w:sz w:val="25"/>
           <w:szCs w:val="25"/>
         </w:rPr>
-        <w:t xml:space="preserve">Musterbeispiel (Klausurtyp): f(x; λ) = λ²·x·e</w:t>
+        <w:t xml:space="preserve">Musterbeispiel (Klausurtyp): f(x; θ) = (x/θ)·e</w:t>
       </w:r>
       <w:r>
         <w:rPr>
@@ -13530,7 +14597,7 @@
           <w:szCs w:val="25"/>
           <w:vertAlign w:val="superscript"/>
         </w:rPr>
-        <w:t xml:space="preserve">−λx</w:t>
+        <w:t xml:space="preserve">−x²/(2θ)</w:t>
       </w:r>
       <w:r>
         <w:rPr>
@@ -13561,7 +14628,7 @@
           <w:sz w:val="22"/>
           <w:szCs w:val="22"/>
         </w:rPr>
-        <w:t xml:space="preserve">L(λ) = ∏ λ² xᵢ e</w:t>
+        <w:t xml:space="preserve">L(θ) = ∏ (xᵢ/θ)·e</w:t>
       </w:r>
       <w:r>
         <w:rPr>
@@ -13570,7 +14637,7 @@
           <w:szCs w:val="22"/>
           <w:vertAlign w:val="superscript"/>
         </w:rPr>
-        <w:t xml:space="preserve">−λxᵢ</w:t>
+        <w:t xml:space="preserve">−xᵢ²/(2θ)</w:t>
       </w:r>
       <w:r>
         <w:rPr>
@@ -13578,7 +14645,7 @@
           <w:sz w:val="22"/>
           <w:szCs w:val="22"/>
         </w:rPr>
-        <w:t xml:space="preserve"> = λ²ⁿ · (∏ xᵢ) · e</w:t>
+        <w:t xml:space="preserve"> = θ⁻ⁿ · (∏ xᵢ) · e</w:t>
       </w:r>
       <w:r>
         <w:rPr>
@@ -13587,7 +14654,7 @@
           <w:szCs w:val="22"/>
           <w:vertAlign w:val="superscript"/>
         </w:rPr>
-        <w:t xml:space="preserve">−λ Σ xᵢ</w:t>
+        <w:t xml:space="preserve">−Σxᵢ²/(2θ)</w:t>
       </w:r>
     </w:p>
     <w:p>
@@ -13607,7 +14674,7 @@
           <w:sz w:val="22"/>
           <w:szCs w:val="22"/>
         </w:rPr>
-        <w:t xml:space="preserve">l(λ) = 2n·log λ + Σ log xᵢ − λ Σ xᵢ</w:t>
+        <w:t xml:space="preserve">l(θ) = −n·log θ + Σ log xᵢ − Σxᵢ² / (2θ)</w:t>
       </w:r>
     </w:p>
     <w:p>
@@ -13627,7 +14694,7 @@
           <w:sz w:val="22"/>
           <w:szCs w:val="22"/>
         </w:rPr>
-        <w:t xml:space="preserve">l′(λ) = 2n/λ − Σ xᵢ = 0  ⇒  λ̂ = 2n / Σ xᵢ = 2 / x̄</w:t>
+        <w:t xml:space="preserve">l′(θ) = −n/θ + Σxᵢ² / (2θ²) = 0  ⇒  θ̂ = Σxᵢ² / (2n)</w:t>
       </w:r>
     </w:p>
     <w:p>
@@ -13647,7 +14714,7 @@
           <w:sz w:val="22"/>
           <w:szCs w:val="22"/>
         </w:rPr>
-        <w:t xml:space="preserve">l″(λ) = −2n/λ² &lt; 0  ⇒  Maximum ✓</w:t>
+        <w:t xml:space="preserve">l″(θ) = n/θ² − Σxᵢ²/θ³;  an der Stelle θ̂: n/θ̂² − 2n/θ̂² = −n/θ̂² &lt; 0  ⇒  Maximum ✓</w:t>
       </w:r>
     </w:p>
     <w:p>
@@ -13752,6 +14819,158 @@
           <w:szCs w:val="22"/>
         </w:rPr>
         <w:t xml:space="preserve">l″(θ) = −n/θ² &lt; 0 ✓</w:t>
+      </w:r>
+    </w:p>
+    <w:p>
+      <w:pPr>
+        <w:keepNext/>
+        <w:keepLines/>
+        <w:pBdr>
+          <w:left w:val="single" w:color="7C5CD6" w:sz="24" w:space="6"/>
+        </w:pBdr>
+        <w:shd w:fill="F1EBFF" w:color="auto" w:val="clear"/>
+        <w:spacing w:after="0" w:before="80"/>
+        <w:ind w:left="120" w:right="120"/>
+      </w:pPr>
+      <w:r>
+        <w:rPr>
+          <w:b/>
+          <w:bCs/>
+          <w:color w:val="3B2A7A"/>
+        </w:rPr>
+        <w:t xml:space="preserve">BEISPIEL: ML-Schätzer Exponentialverteilung mit Zahlen</w:t>
+      </w:r>
+    </w:p>
+    <w:p>
+      <w:pPr>
+        <w:keepNext/>
+        <w:keepLines/>
+        <w:pBdr>
+          <w:left w:val="single" w:color="7C5CD6" w:sz="24" w:space="6"/>
+        </w:pBdr>
+        <w:shd w:fill="F1EBFF" w:color="auto" w:val="clear"/>
+        <w:spacing w:after="0" w:before="0"/>
+        <w:ind w:left="120" w:right="120"/>
+      </w:pPr>
+      <w:r>
+        <w:t xml:space="preserve">f(x; λ) = λe</w:t>
+      </w:r>
+      <w:r>
+        <w:rPr>
+          <w:vertAlign w:val="superscript"/>
+        </w:rPr>
+        <w:t xml:space="preserve">−λx</w:t>
+      </w:r>
+      <w:r>
+        <w:t xml:space="preserve">, x &gt; 0. Stichprobe: 2, 4, 3, 1.</w:t>
+      </w:r>
+    </w:p>
+    <w:p>
+      <w:pPr>
+        <w:keepNext/>
+        <w:keepLines/>
+        <w:pBdr>
+          <w:left w:val="single" w:color="7C5CD6" w:sz="24" w:space="6"/>
+        </w:pBdr>
+        <w:shd w:fill="F1EBFF" w:color="auto" w:val="clear"/>
+        <w:spacing w:after="0" w:before="0"/>
+        <w:ind w:left="120" w:right="120"/>
+      </w:pPr>
+      <w:r>
+        <w:t xml:space="preserve">1) L(λ) = ∏ λe</w:t>
+      </w:r>
+      <w:r>
+        <w:rPr>
+          <w:vertAlign w:val="superscript"/>
+        </w:rPr>
+        <w:t xml:space="preserve">−λxᵢ</w:t>
+      </w:r>
+      <w:r>
+        <w:t xml:space="preserve"> = λⁿ · e</w:t>
+      </w:r>
+      <w:r>
+        <w:rPr>
+          <w:vertAlign w:val="superscript"/>
+        </w:rPr>
+        <w:t xml:space="preserve">−λΣxᵢ</w:t>
+      </w:r>
+      <w:r>
+        <w:t xml:space="preserve">.</w:t>
+      </w:r>
+    </w:p>
+    <w:p>
+      <w:pPr>
+        <w:keepNext/>
+        <w:keepLines/>
+        <w:pBdr>
+          <w:left w:val="single" w:color="7C5CD6" w:sz="24" w:space="6"/>
+        </w:pBdr>
+        <w:shd w:fill="F1EBFF" w:color="auto" w:val="clear"/>
+        <w:spacing w:after="0" w:before="0"/>
+        <w:ind w:left="120" w:right="120"/>
+      </w:pPr>
+      <w:r>
+        <w:t xml:space="preserve">2) l(λ) = n·log λ − λ·Σxᵢ.</w:t>
+      </w:r>
+    </w:p>
+    <w:p>
+      <w:pPr>
+        <w:keepNext/>
+        <w:keepLines/>
+        <w:pBdr>
+          <w:left w:val="single" w:color="7C5CD6" w:sz="24" w:space="6"/>
+        </w:pBdr>
+        <w:shd w:fill="F1EBFF" w:color="auto" w:val="clear"/>
+        <w:spacing w:after="0" w:before="0"/>
+        <w:ind w:left="120" w:right="120"/>
+      </w:pPr>
+      <w:r>
+        <w:t xml:space="preserve">3) l′(λ) = n/λ − Σxᵢ = 0 → λ̂ = n/Σxᵢ = 1/x̄.</w:t>
+      </w:r>
+    </w:p>
+    <w:p>
+      <w:pPr>
+        <w:keepNext/>
+        <w:keepLines/>
+        <w:pBdr>
+          <w:left w:val="single" w:color="7C5CD6" w:sz="24" w:space="6"/>
+        </w:pBdr>
+        <w:shd w:fill="F1EBFF" w:color="auto" w:val="clear"/>
+        <w:spacing w:after="0" w:before="0"/>
+        <w:ind w:left="120" w:right="120"/>
+      </w:pPr>
+      <w:r>
+        <w:t xml:space="preserve">4) l″(λ) = −n/λ² &lt; 0 → Maximum ✓.</w:t>
+      </w:r>
+    </w:p>
+    <w:p>
+      <w:pPr>
+        <w:keepNext/>
+        <w:keepLines/>
+        <w:pBdr>
+          <w:left w:val="single" w:color="7C5CD6" w:sz="24" w:space="6"/>
+        </w:pBdr>
+        <w:shd w:fill="F1EBFF" w:color="auto" w:val="clear"/>
+        <w:spacing w:after="0" w:before="0"/>
+        <w:ind w:left="120" w:right="120"/>
+      </w:pPr>
+      <w:r>
+        <w:t xml:space="preserve">5) Daten: Σxᵢ = 10, n = 4 → λ̂ = 4/10.</w:t>
+      </w:r>
+    </w:p>
+    <w:p>
+      <w:pPr>
+        <w:keepNext w:val="false"/>
+        <w:keepLines/>
+        <w:pBdr>
+          <w:left w:val="single" w:color="7C5CD6" w:sz="24" w:space="6"/>
+        </w:pBdr>
+        <w:shd w:fill="F1EBFF" w:color="auto" w:val="clear"/>
+        <w:spacing w:after="100" w:before="0"/>
+        <w:ind w:left="120" w:right="120"/>
+      </w:pPr>
+      <w:r>
+        <w:t xml:space="preserve">⇒ λ̂ = 0.4</w:t>
       </w:r>
     </w:p>
     <w:p>
@@ -15143,6 +16362,116 @@
     </w:p>
     <w:p>
       <w:pPr>
+        <w:keepNext/>
+        <w:keepLines/>
+        <w:pBdr>
+          <w:left w:val="single" w:color="7C5CD6" w:sz="24" w:space="6"/>
+        </w:pBdr>
+        <w:shd w:fill="F1EBFF" w:color="auto" w:val="clear"/>
+        <w:spacing w:after="0" w:before="80"/>
+        <w:ind w:left="120" w:right="120"/>
+      </w:pPr>
+      <w:r>
+        <w:rPr>
+          <w:b/>
+          <w:bCs/>
+          <w:color w:val="3B2A7A"/>
+        </w:rPr>
+        <w:t xml:space="preserve">BEISPIEL: Konfidenzintervall (σ bekannt)</w:t>
+      </w:r>
+    </w:p>
+    <w:p>
+      <w:pPr>
+        <w:keepNext/>
+        <w:keepLines/>
+        <w:pBdr>
+          <w:left w:val="single" w:color="7C5CD6" w:sz="24" w:space="6"/>
+        </w:pBdr>
+        <w:shd w:fill="F1EBFF" w:color="auto" w:val="clear"/>
+        <w:spacing w:after="0" w:before="0"/>
+        <w:ind w:left="120" w:right="120"/>
+      </w:pPr>
+      <w:r>
+        <w:t xml:space="preserve">n = 25, x̄ = 50, σ = 10, Niveau 95 %.</w:t>
+      </w:r>
+    </w:p>
+    <w:p>
+      <w:pPr>
+        <w:keepNext/>
+        <w:keepLines/>
+        <w:pBdr>
+          <w:left w:val="single" w:color="7C5CD6" w:sz="24" w:space="6"/>
+        </w:pBdr>
+        <w:shd w:fill="F1EBFF" w:color="auto" w:val="clear"/>
+        <w:spacing w:after="0" w:before="0"/>
+        <w:ind w:left="120" w:right="120"/>
+      </w:pPr>
+      <w:r>
+        <w:t xml:space="preserve">1) Quantil: z₀.₉₇₅ = 1.96.</w:t>
+      </w:r>
+    </w:p>
+    <w:p>
+      <w:pPr>
+        <w:keepNext/>
+        <w:keepLines/>
+        <w:pBdr>
+          <w:left w:val="single" w:color="7C5CD6" w:sz="24" w:space="6"/>
+        </w:pBdr>
+        <w:shd w:fill="F1EBFF" w:color="auto" w:val="clear"/>
+        <w:spacing w:after="0" w:before="0"/>
+        <w:ind w:left="120" w:right="120"/>
+      </w:pPr>
+      <w:r>
+        <w:t xml:space="preserve">2) Standardfehler: σ/√n = 10/5 = 2.</w:t>
+      </w:r>
+    </w:p>
+    <w:p>
+      <w:pPr>
+        <w:keepNext/>
+        <w:keepLines/>
+        <w:pBdr>
+          <w:left w:val="single" w:color="7C5CD6" w:sz="24" w:space="6"/>
+        </w:pBdr>
+        <w:shd w:fill="F1EBFF" w:color="auto" w:val="clear"/>
+        <w:spacing w:after="0" w:before="0"/>
+        <w:ind w:left="120" w:right="120"/>
+      </w:pPr>
+      <w:r>
+        <w:t xml:space="preserve">3) Halbe Breite: 1.96 · 2 = 3.92.</w:t>
+      </w:r>
+    </w:p>
+    <w:p>
+      <w:pPr>
+        <w:keepNext/>
+        <w:keepLines/>
+        <w:pBdr>
+          <w:left w:val="single" w:color="7C5CD6" w:sz="24" w:space="6"/>
+        </w:pBdr>
+        <w:shd w:fill="F1EBFF" w:color="auto" w:val="clear"/>
+        <w:spacing w:after="0" w:before="0"/>
+        <w:ind w:left="120" w:right="120"/>
+      </w:pPr>
+      <w:r>
+        <w:t xml:space="preserve">4) Intervall: [50 − 3.92; 50 + 3.92].</w:t>
+      </w:r>
+    </w:p>
+    <w:p>
+      <w:pPr>
+        <w:keepNext w:val="false"/>
+        <w:keepLines/>
+        <w:pBdr>
+          <w:left w:val="single" w:color="7C5CD6" w:sz="24" w:space="6"/>
+        </w:pBdr>
+        <w:shd w:fill="F1EBFF" w:color="auto" w:val="clear"/>
+        <w:spacing w:after="100" w:before="0"/>
+        <w:ind w:left="120" w:right="120"/>
+      </w:pPr>
+      <w:r>
+        <w:t xml:space="preserve">⇒ 95 %-KI = [46.08; 53.92]</w:t>
+      </w:r>
+    </w:p>
+    <w:p>
+      <w:pPr>
         <w:keepNext w:val="false"/>
         <w:keepLines/>
         <w:pBdr>
@@ -15161,7 +16490,7 @@
         <w:t xml:space="preserve">✎ ANTWORTSATZ: </w:t>
       </w:r>
       <w:r>
-        <w:t xml:space="preserve">„Das 95 %-Konfidenzintervall für die mittlere Füllmenge ist [191.388; 200.612]. Bei wiederholter Stichprobenziehung überdeckt ein so konstruiertes Intervall den wahren Erwartungswert μ in 95 % der Fälle.“</w:t>
+        <w:t xml:space="preserve">„Das 95 %-Konfidenzintervall für die mittlere Lebensdauer ist [46.08; 53.92]. Bei wiederholter Stichprobenziehung überdeckt ein so konstruiertes Intervall den wahren Erwartungswert μ in 95 % der Fälle.“</w:t>
       </w:r>
     </w:p>
     <w:p>
@@ -15908,6 +17237,131 @@
     </w:p>
     <w:p>
       <w:pPr>
+        <w:keepNext/>
+        <w:keepLines/>
+        <w:pBdr>
+          <w:left w:val="single" w:color="7C5CD6" w:sz="24" w:space="6"/>
+        </w:pBdr>
+        <w:shd w:fill="F1EBFF" w:color="auto" w:val="clear"/>
+        <w:spacing w:after="0" w:before="80"/>
+        <w:ind w:left="120" w:right="120"/>
+      </w:pPr>
+      <w:r>
+        <w:rPr>
+          <w:b/>
+          <w:bCs/>
+          <w:color w:val="3B2A7A"/>
+        </w:rPr>
+        <w:t xml:space="preserve">BEISPIEL: Gauß-Test komplett</w:t>
+      </w:r>
+    </w:p>
+    <w:p>
+      <w:pPr>
+        <w:keepNext/>
+        <w:keepLines/>
+        <w:pBdr>
+          <w:left w:val="single" w:color="7C5CD6" w:sz="24" w:space="6"/>
+        </w:pBdr>
+        <w:shd w:fill="F1EBFF" w:color="auto" w:val="clear"/>
+        <w:spacing w:after="0" w:before="0"/>
+        <w:ind w:left="120" w:right="120"/>
+      </w:pPr>
+      <w:r>
+        <w:t xml:space="preserve">Ein Hersteller behauptet, die mittlere Lebensdauer sei größer als 100 h. n = 16, x̄ = 104, σ = 8 bekannt, α = 0.05.</w:t>
+      </w:r>
+    </w:p>
+    <w:p>
+      <w:pPr>
+        <w:keepNext/>
+        <w:keepLines/>
+        <w:pBdr>
+          <w:left w:val="single" w:color="7C5CD6" w:sz="24" w:space="6"/>
+        </w:pBdr>
+        <w:shd w:fill="F1EBFF" w:color="auto" w:val="clear"/>
+        <w:spacing w:after="0" w:before="0"/>
+        <w:ind w:left="120" w:right="120"/>
+      </w:pPr>
+      <w:r>
+        <w:t xml:space="preserve">1) Hypothesen (Behauptung in H₁): H₀: μ ≤ 100 vs. H₁: μ &gt; 100.</w:t>
+      </w:r>
+    </w:p>
+    <w:p>
+      <w:pPr>
+        <w:keepNext/>
+        <w:keepLines/>
+        <w:pBdr>
+          <w:left w:val="single" w:color="7C5CD6" w:sz="24" w:space="6"/>
+        </w:pBdr>
+        <w:shd w:fill="F1EBFF" w:color="auto" w:val="clear"/>
+        <w:spacing w:after="0" w:before="0"/>
+        <w:ind w:left="120" w:right="120"/>
+      </w:pPr>
+      <w:r>
+        <w:t xml:space="preserve">2) Teststatistik: Z = (x̄ − μ₀)/(σ/√n) = (104 − 100)/(8/4) = 2;  unter H₀: Z ~ N(0, 1).</w:t>
+      </w:r>
+    </w:p>
+    <w:p>
+      <w:pPr>
+        <w:keepNext/>
+        <w:keepLines/>
+        <w:pBdr>
+          <w:left w:val="single" w:color="7C5CD6" w:sz="24" w:space="6"/>
+        </w:pBdr>
+        <w:shd w:fill="F1EBFF" w:color="auto" w:val="clear"/>
+        <w:spacing w:after="0" w:before="0"/>
+        <w:ind w:left="120" w:right="120"/>
+      </w:pPr>
+      <w:r>
+        <w:t xml:space="preserve">3) Kritischer Wert (rechtsseitig): z₀.₉₅ = 1.645.</w:t>
+      </w:r>
+    </w:p>
+    <w:p>
+      <w:pPr>
+        <w:keepNext/>
+        <w:keepLines/>
+        <w:pBdr>
+          <w:left w:val="single" w:color="7C5CD6" w:sz="24" w:space="6"/>
+        </w:pBdr>
+        <w:shd w:fill="F1EBFF" w:color="auto" w:val="clear"/>
+        <w:spacing w:after="0" w:before="0"/>
+        <w:ind w:left="120" w:right="120"/>
+      </w:pPr>
+      <w:r>
+        <w:t xml:space="preserve">4) Vergleich: 2 &gt; 1.645 → H₀ ablehnen.</w:t>
+      </w:r>
+    </w:p>
+    <w:p>
+      <w:pPr>
+        <w:keepNext/>
+        <w:keepLines/>
+        <w:pBdr>
+          <w:left w:val="single" w:color="7C5CD6" w:sz="24" w:space="6"/>
+        </w:pBdr>
+        <w:shd w:fill="F1EBFF" w:color="auto" w:val="clear"/>
+        <w:spacing w:after="0" w:before="0"/>
+        <w:ind w:left="120" w:right="120"/>
+      </w:pPr>
+      <w:r>
+        <w:t xml:space="preserve">5) Antwortsatz im Sachzusammenhang formulieren.</w:t>
+      </w:r>
+    </w:p>
+    <w:p>
+      <w:pPr>
+        <w:keepNext w:val="false"/>
+        <w:keepLines/>
+        <w:pBdr>
+          <w:left w:val="single" w:color="7C5CD6" w:sz="24" w:space="6"/>
+        </w:pBdr>
+        <w:shd w:fill="F1EBFF" w:color="auto" w:val="clear"/>
+        <w:spacing w:after="100" w:before="0"/>
+        <w:ind w:left="120" w:right="120"/>
+      </w:pPr>
+      <w:r>
+        <w:t xml:space="preserve">⇒ „Es kann zum Niveau 5 % statistisch abgesichert werden, dass die mittlere Lebensdauer größer als 100 h ist.“</w:t>
+      </w:r>
+    </w:p>
+    <w:p>
+      <w:pPr>
         <w:pStyle w:val="Heading2"/>
         <w:keepNext/>
         <w:pBdr>
@@ -17498,16 +18952,16 @@
         <w:t xml:space="preserve">✎ ANTWORTSATZ: </w:t>
       </w:r>
       <w:r>
-        <w:t xml:space="preserve">Ablehnen: „Da T = −2 &lt; −1.860 = −t</w:t>
+        <w:t xml:space="preserve">Ablehnen: „Da Z = 2 &gt; 1.645 = z</w:t>
       </w:r>
       <w:r>
         <w:rPr>
           <w:vertAlign w:val="subscript"/>
         </w:rPr>
-        <w:t xml:space="preserve">8;0.95</w:t>
-      </w:r>
-      <w:r>
-        <w:t xml:space="preserve"> (bzw. p = 0.040 &lt; 0.05), wird H₀ zum Niveau 5 % abgelehnt. Es kann statistisch abgesichert werden, dass der Automat im Mittel weniger als 200 ml ausgibt.“</w:t>
+        <w:t xml:space="preserve">0.95</w:t>
+      </w:r>
+      <w:r>
+        <w:t xml:space="preserve"> (bzw. p = 0.023 &lt; 0.05), wird H₀ zum Niveau 5 % abgelehnt. Es kann statistisch abgesichert werden, dass die mittlere Lebensdauer größer als 100 h ist.“</w:t>
       </w:r>
     </w:p>
     <w:p>
@@ -17522,7 +18976,7 @@
         <w:ind w:left="120" w:right="120"/>
       </w:pPr>
       <w:r>
-        <w:t xml:space="preserve">Nicht ablehnen: „Da p = 0.134 &gt; 0.05, kann H₀ nicht abgelehnt werden. Es kann nicht statistisch abgesichert werden, dass die mittlere Trainingsdauer unter 70 Minuten liegt.“</w:t>
+        <w:t xml:space="preserve">Nicht ablehnen: „Da p = 0.210 &gt; 0.05, kann H₀ nicht abgelehnt werden. Es kann nicht statistisch abgesichert werden, dass die mittlere Wartezeit unter 5 Minuten liegt.“</w:t>
       </w:r>
     </w:p>
     <w:p>
@@ -17725,7 +19179,7 @@
                 <w:sz w:val="20"/>
                 <w:szCs w:val="20"/>
               </w:rPr>
-              <w:t xml:space="preserve">Im Durchschnitt bestellen die Befragten 3.667 Pizzen pro Monat.</w:t>
+              <w:t xml:space="preserve">Im Durchschnitt gehen die Befragten 5 Mal pro Woche in die Mensa.</w:t>
             </w:r>
           </w:p>
         </w:tc>
@@ -17784,7 +19238,7 @@
                 <w:sz w:val="20"/>
                 <w:szCs w:val="20"/>
               </w:rPr>
-              <w:t xml:space="preserve">50 % der Befragten bestellen höchstens 3 Pizzen, 50 % mindestens 3.</w:t>
+              <w:t xml:space="preserve">50 % der Befragten gehen höchstens 4 Mal in die Mensa, 50 % mindestens 4 Mal.</w:t>
             </w:r>
           </w:p>
         </w:tc>
@@ -17843,7 +19297,7 @@
                 <w:sz w:val="20"/>
                 <w:szCs w:val="20"/>
               </w:rPr>
-              <w:t xml:space="preserve">25 % der Befragten bestellen höchstens 1.5 Pizzen.</w:t>
+              <w:t xml:space="preserve">25 % der Befragten gehen höchstens 4 Mal in die Mensa (unteres Quartil).</w:t>
             </w:r>
           </w:p>
         </w:tc>
@@ -17902,7 +19356,7 @@
                 <w:sz w:val="20"/>
                 <w:szCs w:val="20"/>
               </w:rPr>
-              <w:t xml:space="preserve">Die Bestellanzahl streut im Mittel um ca. 3.5 Pizzen um den Mittelwert.</w:t>
+              <w:t xml:space="preserve">Die Anzahl der Mensabesuche streut im Mittel um ca. 2.7 Besuche um den Mittelwert (s = 2.683).</w:t>
             </w:r>
           </w:p>
         </w:tc>
@@ -17961,7 +19415,7 @@
                 <w:sz w:val="20"/>
                 <w:szCs w:val="20"/>
               </w:rPr>
-              <w:t xml:space="preserve">r = 0.997: sehr starker positiver linearer Zusammenhang zwischen Temperatur und Eisverkauf.</w:t>
+              <w:t xml:space="preserve">r = 0.992: sehr starker positiver linearer Zusammenhang zwischen Lernzeit und Punktzahl.</w:t>
             </w:r>
           </w:p>
         </w:tc>
@@ -18020,7 +19474,7 @@
                 <w:sz w:val="20"/>
                 <w:szCs w:val="20"/>
               </w:rPr>
-              <w:t xml:space="preserve">Steigt die Temperatur um 1 °C, werden laut Modell im Mittel 3.269 (Hundert) Kugeln mehr verkauft.</w:t>
+              <w:t xml:space="preserve">Steigt die Lernzeit um eine Stunde, steigt die Punktzahl laut Modell im Mittel um 1.6 Punkte.</w:t>
             </w:r>
           </w:p>
         </w:tc>
@@ -18138,7 +19592,7 @@
                 <w:sz w:val="20"/>
                 <w:szCs w:val="20"/>
               </w:rPr>
-              <w:t xml:space="preserve">Mit einer Wahrscheinlichkeit von 10.4 % endet die Ausleihe eines Stadtrads mit einer Panne.</w:t>
+              <w:t xml:space="preserve">Mit einer Wahrscheinlichkeit von 63.2 % raucht eine erkrankte Person.</w:t>
             </w:r>
           </w:p>
         </w:tc>
@@ -18256,7 +19710,7 @@
                 <w:sz w:val="20"/>
                 <w:szCs w:val="20"/>
               </w:rPr>
-              <w:t xml:space="preserve">Im Mittel dauert ein Stromausfall 2.25 Stunden.</w:t>
+              <w:t xml:space="preserve">Im Mittel beträgt die Wartezeit 2.667 Minuten.</w:t>
             </w:r>
           </w:p>
         </w:tc>
@@ -18315,7 +19769,7 @@
                 <w:sz w:val="20"/>
                 <w:szCs w:val="20"/>
               </w:rPr>
-              <w:t xml:space="preserve">Da E(T₂) = μ, ist T₂ erwartungstreu; T₁ ist wegen kleinerer Varianz effizienter.</w:t>
+              <w:t xml:space="preserve">Da E(μ̂₁) = μ, ist μ̂₁ erwartungstreu; von zwei erwartungstreuen Schätzern ist der mit der kleineren Varianz effizienter.</w:t>
             </w:r>
           </w:p>
         </w:tc>
